--- a/연구일지/2026-05-09_연구일지.docx
+++ b/연구일지/2026-05-09_연구일지.docx
@@ -377,7 +377,6 @@
         <w:gridCol w:w="100"/>
         <w:gridCol w:w="100"/>
         <w:gridCol w:w="100"/>
-        <w:gridCol w:w="100"/>
       </w:tblGrid>
       <w:tr>
         <w:trPr>
@@ -393,7 +392,7 @@
                 <w:b/>
                 <w:bCs/>
               </w:rPr>
-              <w:t xml:space="preserve">커밋</w:t>
+              <w:t xml:space="preserve">커밋 해시</w:t>
             </w:r>
           </w:p>
         </w:tc>
@@ -421,20 +420,6 @@
                 <w:b/>
                 <w:bCs/>
               </w:rPr>
-              <w:t xml:space="preserve">커밋 메시지</w:t>
-            </w:r>
-          </w:p>
-        </w:tc>
-        <w:tc>
-          <w:tcPr>
-            <w:shd w:fill="E7E6E6" w:color="auto" w:val="clear"/>
-          </w:tcPr>
-          <w:p>
-            <w:r>
-              <w:rPr>
-                <w:b/>
-                <w:bCs/>
-              </w:rPr>
               <w:t xml:space="preserve">변경 통계</w:t>
             </w:r>
           </w:p>
@@ -458,13 +443,6 @@
         <w:tc>
           <w:p>
             <w:r>
-              <w:t xml:space="preserve">feat: initialize landing page and styling with custom design system and layout components</w:t>
-            </w:r>
-          </w:p>
-        </w:tc>
-        <w:tc>
-          <w:p>
-            <w:r>
               <w:t xml:space="preserve">4 files changed, 36 insertions(+), 2 deletions(-)</w:t>
             </w:r>
           </w:p>
@@ -488,13 +466,6 @@
         <w:tc>
           <w:p>
             <w:r>
-              <w:t xml:space="preserve">머지 충돌 해결</w:t>
-            </w:r>
-          </w:p>
-        </w:tc>
-        <w:tc>
-          <w:p>
-            <w:r>
               <w:t xml:space="preserve">-</w:t>
             </w:r>
           </w:p>
@@ -518,13 +489,6 @@
         <w:tc>
           <w:p>
             <w:r>
-              <w:t xml:space="preserve">정상화 실패</w:t>
-            </w:r>
-          </w:p>
-        </w:tc>
-        <w:tc>
-          <w:p>
-            <w:r>
               <w:t xml:space="preserve">2 files changed, 45 insertions(+), 45 deletions(-)</w:t>
             </w:r>
           </w:p>
@@ -548,13 +512,6 @@
         <w:tc>
           <w:p>
             <w:r>
-              <w:t xml:space="preserve">숙5</w:t>
-            </w:r>
-          </w:p>
-        </w:tc>
-        <w:tc>
-          <w:p>
-            <w:r>
               <w:t xml:space="preserve">2 files changed, 11 insertions(+), 2 deletions(-)</w:t>
             </w:r>
           </w:p>
@@ -578,13 +535,6 @@
         <w:tc>
           <w:p>
             <w:r>
-              <w:t xml:space="preserve">C언어 맛보기 페이지 추가 및 호버 효과 적용</w:t>
-            </w:r>
-          </w:p>
-        </w:tc>
-        <w:tc>
-          <w:p>
-            <w:r>
               <w:t xml:space="preserve">-</w:t>
             </w:r>
           </w:p>
@@ -608,13 +558,6 @@
         <w:tc>
           <w:p>
             <w:r>
-              <w:t xml:space="preserve">C언어 맛보기</w:t>
-            </w:r>
-          </w:p>
-        </w:tc>
-        <w:tc>
-          <w:p>
-            <w:r>
               <w:t xml:space="preserve">3 files changed, 41 insertions(+), 7 deletions(-)</w:t>
             </w:r>
           </w:p>
@@ -638,13 +581,6 @@
         <w:tc>
           <w:p>
             <w:r>
-              <w:t xml:space="preserve">Merge branch 'main' of https://github.com/dummy1027/nine-tailed-fox</w:t>
-            </w:r>
-          </w:p>
-        </w:tc>
-        <w:tc>
-          <w:p>
-            <w:r>
               <w:t xml:space="preserve">-</w:t>
             </w:r>
           </w:p>
@@ -668,13 +604,6 @@
         <w:tc>
           <w:p>
             <w:r>
-              <w:t xml:space="preserve">로고 삽입</w:t>
-            </w:r>
-          </w:p>
-        </w:tc>
-        <w:tc>
-          <w:p>
-            <w:r>
               <w:t xml:space="preserve">2 files changed, 4 insertions(+), 1 deletion(-)</w:t>
             </w:r>
           </w:p>
@@ -698,13 +627,6 @@
         <w:tc>
           <w:p>
             <w:r>
-              <w:t xml:space="preserve">C언어 맛ㅂ모기</w:t>
-            </w:r>
-          </w:p>
-        </w:tc>
-        <w:tc>
-          <w:p>
-            <w:r>
               <w:t xml:space="preserve">1 file changed, 1 insertion(+), 1 deletion(-)</w:t>
             </w:r>
           </w:p>
@@ -728,13 +650,6 @@
         <w:tc>
           <w:p>
             <w:r>
-              <w:t xml:space="preserve">나도 접근할래!!!</w:t>
-            </w:r>
-          </w:p>
-        </w:tc>
-        <w:tc>
-          <w:p>
-            <w:r>
               <w:t xml:space="preserve">2 files changed, 22 insertions(+), 13 deletions(-)</w:t>
             </w:r>
           </w:p>
@@ -758,13 +673,6 @@
         <w:tc>
           <w:p>
             <w:r>
-              <w:t xml:space="preserve">복구 4차</w:t>
-            </w:r>
-          </w:p>
-        </w:tc>
-        <w:tc>
-          <w:p>
-            <w:r>
               <w:t xml:space="preserve">1 file changed, 36 insertions(+), 29 deletions(-)</w:t>
             </w:r>
           </w:p>
@@ -788,13 +696,6 @@
         <w:tc>
           <w:p>
             <w:r>
-              <w:t xml:space="preserve">복구 3차</w:t>
-            </w:r>
-          </w:p>
-        </w:tc>
-        <w:tc>
-          <w:p>
-            <w:r>
               <w:t xml:space="preserve">1 file changed, 55 insertions(+), 70 deletions(-)</w:t>
             </w:r>
           </w:p>
@@ -818,13 +719,6 @@
         <w:tc>
           <w:p>
             <w:r>
-              <w:t xml:space="preserve">복구2차</w:t>
-            </w:r>
-          </w:p>
-        </w:tc>
-        <w:tc>
-          <w:p>
-            <w:r>
               <w:t xml:space="preserve">1 file changed, 83 insertions(+), 49 deletions(-)</w:t>
             </w:r>
           </w:p>
@@ -848,13 +742,6 @@
         <w:tc>
           <w:p>
             <w:r>
-              <w:t xml:space="preserve">으러러러락</w:t>
-            </w:r>
-          </w:p>
-        </w:tc>
-        <w:tc>
-          <w:p>
-            <w:r>
               <w:t xml:space="preserve">1 file changed, 19 insertions(+), 36 deletions(-)</w:t>
             </w:r>
           </w:p>
@@ -878,13 +765,6 @@
         <w:tc>
           <w:p>
             <w:r>
-              <w:t xml:space="preserve">머꼬이거</w:t>
-            </w:r>
-          </w:p>
-        </w:tc>
-        <w:tc>
-          <w:p>
-            <w:r>
               <w:t xml:space="preserve">1 file changed, 43 insertions(+), 63 deletions(-)</w:t>
             </w:r>
           </w:p>
@@ -908,13 +788,6 @@
         <w:tc>
           <w:p>
             <w:r>
-              <w:t xml:space="preserve">으어ㅓㅓ</w:t>
-            </w:r>
-          </w:p>
-        </w:tc>
-        <w:tc>
-          <w:p>
-            <w:r>
               <w:t xml:space="preserve">1 file changed, 43 insertions(+), 44 deletions(-)</w:t>
             </w:r>
           </w:p>
@@ -938,13 +811,6 @@
         <w:tc>
           <w:p>
             <w:r>
-              <w:t xml:space="preserve">커뮤니티 카드 부활</w:t>
-            </w:r>
-          </w:p>
-        </w:tc>
-        <w:tc>
-          <w:p>
-            <w:r>
               <w:t xml:space="preserve">1 file changed, 33 insertions(+), 6 deletions(-)</w:t>
             </w:r>
           </w:p>
@@ -968,13 +834,6 @@
         <w:tc>
           <w:p>
             <w:r>
-              <w:t xml:space="preserve">paradox중앙</w:t>
-            </w:r>
-          </w:p>
-        </w:tc>
-        <w:tc>
-          <w:p>
-            <w:r>
               <w:t xml:space="preserve">1 file changed, 16 insertions(+), 32 deletions(-)</w:t>
             </w:r>
           </w:p>
@@ -998,13 +857,6 @@
         <w:tc>
           <w:p>
             <w:r>
-              <w:t xml:space="preserve">지뢰찾기</w:t>
-            </w:r>
-          </w:p>
-        </w:tc>
-        <w:tc>
-          <w:p>
-            <w:r>
               <w:t xml:space="preserve">1 file changed, 23 insertions(+), 10 deletions(-)</w:t>
             </w:r>
           </w:p>
@@ -1028,13 +880,6 @@
         <w:tc>
           <w:p>
             <w:r>
-              <w:t xml:space="preserve">현주니는 sE[엑스]가 하고 싶데요(???????)</w:t>
-            </w:r>
-          </w:p>
-        </w:tc>
-        <w:tc>
-          <w:p>
-            <w:r>
               <w:t xml:space="preserve">1 file changed, 61 insertions(+), 53 deletions(-)</w:t>
             </w:r>
           </w:p>
@@ -1058,13 +903,6 @@
         <w:tc>
           <w:p>
             <w:r>
-              <w:t xml:space="preserve">현주니는 정보수집이라는 명분으로 놀고 있스빈다</w:t>
-            </w:r>
-          </w:p>
-        </w:tc>
-        <w:tc>
-          <w:p>
-            <w:r>
               <w:t xml:space="preserve">1 file changed, 34 insertions(+), 10 deletions(-)</w:t>
             </w:r>
           </w:p>
@@ -1088,13 +926,6 @@
         <w:tc>
           <w:p>
             <w:r>
-              <w:t xml:space="preserve">문제집2트</w:t>
-            </w:r>
-          </w:p>
-        </w:tc>
-        <w:tc>
-          <w:p>
-            <w:r>
               <w:t xml:space="preserve">1 file changed, 68 insertions(+), 7 deletions(-)</w:t>
             </w:r>
           </w:p>
@@ -1118,13 +949,6 @@
         <w:tc>
           <w:p>
             <w:r>
-              <w:t xml:space="preserve">문제집</w:t>
-            </w:r>
-          </w:p>
-        </w:tc>
-        <w:tc>
-          <w:p>
-            <w:r>
               <w:t xml:space="preserve">3 files changed, 72 insertions(+), 59 deletions(-)</w:t>
             </w:r>
           </w:p>
@@ -1148,13 +972,6 @@
         <w:tc>
           <w:p>
             <w:r>
-              <w:t xml:space="preserve">커뮤사이트</w:t>
-            </w:r>
-          </w:p>
-        </w:tc>
-        <w:tc>
-          <w:p>
-            <w:r>
               <w:t xml:space="preserve">1 file changed, 54 insertions(+), 32 deletions(-)</w:t>
             </w:r>
           </w:p>
@@ -1178,13 +995,6 @@
         <w:tc>
           <w:p>
             <w:r>
-              <w:t xml:space="preserve">현주니는 심각합니다</w:t>
-            </w:r>
-          </w:p>
-        </w:tc>
-        <w:tc>
-          <w:p>
-            <w:r>
               <w:t xml:space="preserve">1 file changed, 15 insertions(+), 14 deletions(-)</w:t>
             </w:r>
           </w:p>
@@ -1208,13 +1018,6 @@
         <w:tc>
           <w:p>
             <w:r>
-              <w:t xml:space="preserve">버튼 추가염</w:t>
-            </w:r>
-          </w:p>
-        </w:tc>
-        <w:tc>
-          <w:p>
-            <w:r>
               <w:t xml:space="preserve">2 files changed, 71 insertions(+), 1 deletion(-)</w:t>
             </w:r>
           </w:p>
@@ -1238,13 +1041,6 @@
         <w:tc>
           <w:p>
             <w:r>
-              <w:t xml:space="preserve">글꼴 수정</w:t>
-            </w:r>
-          </w:p>
-        </w:tc>
-        <w:tc>
-          <w:p>
-            <w:r>
               <w:t xml:space="preserve">1 file changed, 1 insertion(+), 1 deletion(-)</w:t>
             </w:r>
           </w:p>
@@ -1268,13 +1064,6 @@
         <w:tc>
           <w:p>
             <w:r>
-              <w:t xml:space="preserve">Merge branch 'main' of https://github.com/dummy1027/nine-tailed-fox</w:t>
-            </w:r>
-          </w:p>
-        </w:tc>
-        <w:tc>
-          <w:p>
-            <w:r>
               <w:t xml:space="preserve">-</w:t>
             </w:r>
           </w:p>
@@ -1298,13 +1087,6 @@
         <w:tc>
           <w:p>
             <w:r>
-              <w:t xml:space="preserve">사내 괴롭힘 드가자(???????)</w:t>
-            </w:r>
-          </w:p>
-        </w:tc>
-        <w:tc>
-          <w:p>
-            <w:r>
               <w:t xml:space="preserve">2 files changed, 2 insertions(+), 1 deletion(-)</w:t>
             </w:r>
           </w:p>
@@ -1328,13 +1110,6 @@
         <w:tc>
           <w:p>
             <w:r>
-              <w:t xml:space="preserve">Merge pull request #2 from dummy1027/back-end-setting</w:t>
-            </w:r>
-          </w:p>
-        </w:tc>
-        <w:tc>
-          <w:p>
-            <w:r>
               <w:t xml:space="preserve">-</w:t>
             </w:r>
           </w:p>
@@ -1358,13 +1133,6 @@
         <w:tc>
           <w:p>
             <w:r>
-              <w:t xml:space="preserve">발표는 시러~~~~~~</w:t>
-            </w:r>
-          </w:p>
-        </w:tc>
-        <w:tc>
-          <w:p>
-            <w:r>
               <w:t xml:space="preserve">1 file changed, 16 insertions(+), 94 deletions(-)</w:t>
             </w:r>
           </w:p>
@@ -1388,13 +1156,6 @@
         <w:tc>
           <w:p>
             <w:r>
-              <w:t xml:space="preserve">중간 발표라니...쌀도 안돼는 소리야!</w:t>
-            </w:r>
-          </w:p>
-        </w:tc>
-        <w:tc>
-          <w:p>
-            <w:r>
               <w:t xml:space="preserve">2 files changed, 4 insertions(+), 6 deletions(-)</w:t>
             </w:r>
           </w:p>
@@ -1418,13 +1179,6 @@
         <w:tc>
           <w:p>
             <w:r>
-              <w:t xml:space="preserve">feat: Supabase 데이터베이스 연동 및 테이블 스키마 설정</w:t>
-            </w:r>
-          </w:p>
-        </w:tc>
-        <w:tc>
-          <w:p>
-            <w:r>
               <w:t xml:space="preserve">6 files changed, 164 insertions(+), 7 deletions(-)</w:t>
             </w:r>
           </w:p>
@@ -1442,13 +1196,6 @@
           <w:p>
             <w:r>
               <w:t xml:space="preserve">배도훈 (dummy1027)</w:t>
-            </w:r>
-          </w:p>
-        </w:tc>
-        <w:tc>
-          <w:p>
-            <w:r>
-              <w:t xml:space="preserve">아아 공습경보 공습경보!!</w:t>
             </w:r>
           </w:p>
         </w:tc>

--- a/연구일지/2026-05-09_연구일지.docx
+++ b/연구일지/2026-05-09_연구일지.docx
@@ -35,7 +35,7 @@
     <w:p>
       <w:pPr>
         <w:pStyle w:val="Heading2"/>
-        <w:spacing w:after="120" w:before="240"/>
+        <w:spacing w:after="140" w:before="280"/>
       </w:pPr>
       <w:r>
         <w:rPr>
@@ -76,7 +76,7 @@
           <w:sz w:val="22"/>
           <w:szCs w:val="22"/>
         </w:rPr>
-        <w:t xml:space="preserve">연구 단계: 핵심 기능 동시 개발 — 집중 개발일</w:t>
+        <w:t xml:space="preserve">연구 단계: 발표 직전 — 하루 종일 코딩</w:t>
       </w:r>
     </w:p>
     <w:p>
@@ -146,7 +146,7 @@
     <w:p>
       <w:pPr>
         <w:pStyle w:val="Heading2"/>
-        <w:spacing w:after="120" w:before="240"/>
+        <w:spacing w:after="140" w:before="280"/>
       </w:pPr>
       <w:r>
         <w:rPr>
@@ -155,25 +155,25 @@
           <w:sz w:val="28"/>
           <w:szCs w:val="28"/>
         </w:rPr>
-        <w:t xml:space="preserve">2. 연구 활동 요약</w:t>
-      </w:r>
-    </w:p>
-    <w:p>
-      <w:pPr>
-        <w:spacing w:after="120"/>
+        <w:t xml:space="preserve">2. 오늘의 목표</w:t>
+      </w:r>
+    </w:p>
+    <w:p>
+      <w:pPr>
+        <w:spacing w:after="140" w:line="320"/>
       </w:pPr>
       <w:r>
         <w:rPr>
           <w:sz w:val="22"/>
           <w:szCs w:val="22"/>
         </w:rPr>
-        <w:t xml:space="preserve">중간 발표를 앞두고 하루에 34건의 커밋이 집중적으로 발생한 핵심 개발일이다. Supabase 데이터베이스 연동, 로고 삽입, C언어 맛보기 페이지(CPreview) 신규 추가, 커뮤니티 카드 부활, 메인 페이지 레이아웃(paradox 중앙 정렬, 지뢰찾기 미니게임), 문제집 기초 구조까지 다수의 핵심 기능을 동시 개발하였다. 다수의 "복구 N차" 커밋이 등장하여 머지 충돌과 코드 재정비를 반복한 과정도 관찰된다.</w:t>
+        <w:t xml:space="preserve">내일이 중간 발표라서 오늘 안에 보여줄 만한 화면을 다 만들어야 했다. 메인 페이지(Paradox 로고와 히어로 영역), C언어 맛보기 페이지, 커뮤니티 카드까지가 최소 목표였다.</w:t>
       </w:r>
     </w:p>
     <w:p>
       <w:pPr>
         <w:pStyle w:val="Heading2"/>
-        <w:spacing w:after="120" w:before="240"/>
+        <w:spacing w:after="140" w:before="280"/>
       </w:pPr>
       <w:r>
         <w:rPr>
@@ -182,174 +182,49 @@
           <w:sz w:val="28"/>
           <w:szCs w:val="28"/>
         </w:rPr>
-        <w:t xml:space="preserve">3. 정보영재성 관찰 (영재성 기준별 정리)</w:t>
-      </w:r>
-    </w:p>
-    <w:p>
-      <w:pPr>
-        <w:spacing w:after="120"/>
+        <w:t xml:space="preserve">3. 진행 과정 및 사고</w:t>
+      </w:r>
+    </w:p>
+    <w:p>
+      <w:pPr>
+        <w:spacing w:after="140" w:line="320"/>
       </w:pPr>
       <w:r>
         <w:rPr>
           <w:sz w:val="22"/>
           <w:szCs w:val="22"/>
         </w:rPr>
-        <w:t xml:space="preserve">한국과학기술원/정보영재원의 영재성 판별 기준(창의성·문제해결력·과제집착력·전문성·협업)에 준하여 본 일자의 활동을 다음과 같이 정리한다.</w:t>
-      </w:r>
-    </w:p>
-    <w:tbl>
-      <w:tblPr>
-        <w:tblW w:type="pct" w:w="100%"/>
-        <w:tblBorders>
-          <w:top w:val="single" w:color="auto" w:sz="4"/>
-          <w:left w:val="single" w:color="auto" w:sz="4"/>
-          <w:bottom w:val="single" w:color="auto" w:sz="4"/>
-          <w:right w:val="single" w:color="auto" w:sz="4"/>
-          <w:insideH w:val="single" w:color="auto" w:sz="4"/>
-          <w:insideV w:val="single" w:color="auto" w:sz="4"/>
-        </w:tblBorders>
-      </w:tblPr>
-      <w:tblGrid>
-        <w:gridCol w:w="100"/>
-        <w:gridCol w:w="100"/>
-      </w:tblGrid>
-      <w:tr>
-        <w:tc>
-          <w:tcPr>
-            <w:tcW w:type="pct" w:w="30%"/>
-            <w:shd w:fill="E7E6E6" w:color="auto" w:val="clear"/>
-          </w:tcPr>
-          <w:p>
-            <w:r>
-              <w:rPr>
-                <w:b/>
-                <w:bCs/>
-              </w:rPr>
-              <w:t xml:space="preserve">평가 영역</w:t>
-            </w:r>
-          </w:p>
-        </w:tc>
-        <w:tc>
-          <w:tcPr>
-            <w:tcW w:type="pct" w:w="70%"/>
-            <w:shd w:fill="E7E6E6" w:color="auto" w:val="clear"/>
-          </w:tcPr>
-          <w:p>
-            <w:r>
-              <w:rPr>
-                <w:b/>
-                <w:bCs/>
-              </w:rPr>
-              <w:t xml:space="preserve">관찰 내용</w:t>
-            </w:r>
-          </w:p>
-        </w:tc>
-      </w:tr>
-      <w:tr>
-        <w:tc>
-          <w:p>
-            <w:r>
-              <w:rPr>
-                <w:b/>
-                <w:bCs/>
-              </w:rPr>
-              <w:t xml:space="preserve">창의성 (Creativity)</w:t>
-            </w:r>
-          </w:p>
-        </w:tc>
-        <w:tc>
-          <w:p>
-            <w:r>
-              <w:t xml:space="preserve">메인 페이지에 지뢰찾기 미니게임을 배치하여 학습 플랫폼에 게이미피케이션 요소를 도입한 점, C언어 맛보기 페이지에 호버 효과를 적용한 점에서 사용자 경험에 대한 독창적 발상을 확인할 수 있다.</w:t>
-            </w:r>
-          </w:p>
-        </w:tc>
-      </w:tr>
-      <w:tr>
-        <w:tc>
-          <w:p>
-            <w:r>
-              <w:rPr>
-                <w:b/>
-                <w:bCs/>
-              </w:rPr>
-              <w:t xml:space="preserve">탐구·문제해결 (Inquiry &amp; Problem-solving)</w:t>
-            </w:r>
-          </w:p>
-        </w:tc>
-        <w:tc>
-          <w:p>
-            <w:r>
-              <w:t xml:space="preserve">Supabase의 인증·DB 스키마를 분석하여 6개 파일에 걸친 연동 작업을 수행하였다. 머지 충돌이 발생하자 4차에 걸친 복구 시도로 문제를 해결하였다.</w:t>
-            </w:r>
-          </w:p>
-        </w:tc>
-      </w:tr>
-      <w:tr>
-        <w:tc>
-          <w:p>
-            <w:r>
-              <w:rPr>
-                <w:b/>
-                <w:bCs/>
-              </w:rPr>
-              <w:t xml:space="preserve">협업·의사소통 (Collaboration)</w:t>
-            </w:r>
-          </w:p>
-        </w:tc>
-        <w:tc>
-          <w:p>
-            <w:r>
-              <w:t xml:space="preserve">두 연구원(이현준, 배도훈)이 동시에 작업하며 발생한 머지 충돌을 PR #2를 통해 통합하였고, "정상화 실패 → 머지 충돌 해결"의 과정을 거치며 공동 작업의 리스크를 관리하였다.</w:t>
-            </w:r>
-          </w:p>
-        </w:tc>
-      </w:tr>
-      <w:tr>
-        <w:tc>
-          <w:p>
-            <w:r>
-              <w:rPr>
-                <w:b/>
-                <w:bCs/>
-              </w:rPr>
-              <w:t xml:space="preserve">지속성·자기주도성 (Persistence)</w:t>
-            </w:r>
-          </w:p>
-        </w:tc>
-        <w:tc>
-          <w:p>
-            <w:r>
-              <w:t xml:space="preserve">하루 34건의 커밋, 발표 부담("발표는 시러", "중간 발표라니"), 반복되는 복구 과정에도 불구하고 작업을 끝까지 이어나갔다.</w:t>
-            </w:r>
-          </w:p>
-        </w:tc>
-      </w:tr>
-      <w:tr>
-        <w:tc>
-          <w:p>
-            <w:r>
-              <w:rPr>
-                <w:b/>
-                <w:bCs/>
-              </w:rPr>
-              <w:t xml:space="preserve">전문성·지식활용 (Expertise)</w:t>
-            </w:r>
-          </w:p>
-        </w:tc>
-        <w:tc>
-          <w:p>
-            <w:r>
-              <w:t xml:space="preserve">Supabase 클라이언트 SDK, React Router, CSS 커스텀 디자인 시스템(@variables), 머지 충돌 해소 등 풀스택 영역의 기술을 폭넓게 활용하였다.</w:t>
-            </w:r>
-          </w:p>
-        </w:tc>
-      </w:tr>
-    </w:tbl>
+        <w:t xml:space="preserve">아침에 Supabase 데이터베이스 연동부터 시작했다. 6개 파일에 걸쳐서 클라이언트 SDK를 깔고 테이블 스키마(.sql)를 정리했다. 그 다음에 메인 페이지의 Paradox 텍스트를 중앙에 정확히 놓는 작업을 시작했는데, 이게 의외로 어려웠다. flex로 잡으면 자식 영역의 높이 때문에 어긋나고, position: absolute로 잡으면 반응형이 깨졌다. 결국 hero-section을 flex column으로 두고 그 안에서 다시 중앙 정렬하는 식으로 풀었다.</w:t>
+      </w:r>
+    </w:p>
+    <w:p>
+      <w:pPr>
+        <w:spacing w:after="140" w:line="320"/>
+      </w:pPr>
+      <w:r>
+        <w:rPr>
+          <w:sz w:val="22"/>
+          <w:szCs w:val="22"/>
+        </w:rPr>
+        <w:t xml:space="preserve">중간에 깃 머지 충돌이 크게 한 번 났다. 둘이 동시에 App.jsx를 건드리고 있었기 때문이다. "복구 1차, 2차, 3차, 4차" 커밋이 그것이다. 처음에는 강제로 한쪽을 덮어쓰려고 했는데, 그러면 상대방이 짠 로고 삽입 코드가 날아가는 문제가 있어서 결국 충돌난 부분을 한 줄씩 비교해서 손으로 합쳤다. 이 과정에서 git diff와 git log의 차이를 처음으로 정확히 이해했다.</w:t>
+      </w:r>
+    </w:p>
+    <w:p>
+      <w:pPr>
+        <w:spacing w:after="140" w:line="320"/>
+      </w:pPr>
+      <w:r>
+        <w:rPr>
+          <w:sz w:val="22"/>
+          <w:szCs w:val="22"/>
+        </w:rPr>
+        <w:t xml:space="preserve">저녁에는 C언어 맛보기 페이지(CPreview.jsx)에 호버 효과를 적용하고, 메인 페이지 한쪽에 미니게임으로 지뢰찾기를 배치해 봤다. 학습 사이트인데 너무 딱딱하면 사용자가 안 머무를 것 같다는 생각에서였다.</w:t>
+      </w:r>
+    </w:p>
     <w:p>
       <w:pPr>
         <w:pStyle w:val="Heading2"/>
-        <w:spacing w:after="120" w:before="240"/>
+        <w:spacing w:after="140" w:before="280"/>
       </w:pPr>
       <w:r>
         <w:rPr>
@@ -358,7 +233,61 @@
           <w:sz w:val="28"/>
           <w:szCs w:val="28"/>
         </w:rPr>
-        <w:t xml:space="preserve">4. 커밋 상세</w:t>
+        <w:t xml:space="preserve">4. 알게 된 것</w:t>
+      </w:r>
+    </w:p>
+    <w:p>
+      <w:pPr>
+        <w:spacing w:after="140" w:line="320"/>
+      </w:pPr>
+      <w:r>
+        <w:rPr>
+          <w:sz w:val="22"/>
+          <w:szCs w:val="22"/>
+        </w:rPr>
+        <w:t xml:space="preserve">머지 충돌은 두렵지만 사실은 "두 사람이 같은 줄을 만졌다"는 단순한 신호일 뿐이고, 차분히 한 줄씩 보면 풀린다는 점을 알게 됐다. 그리고 학습 도구일수록 "재미"라는 요소가 학습 동기에 영향을 준다는 점을 직접 만들어보며 확인했다.</w:t>
+      </w:r>
+    </w:p>
+    <w:p>
+      <w:pPr>
+        <w:pStyle w:val="Heading2"/>
+        <w:spacing w:after="140" w:before="280"/>
+      </w:pPr>
+      <w:r>
+        <w:rPr>
+          <w:b/>
+          <w:bCs/>
+          <w:sz w:val="28"/>
+          <w:szCs w:val="28"/>
+        </w:rPr>
+        <w:t xml:space="preserve">5. 다음에 할 일</w:t>
+      </w:r>
+    </w:p>
+    <w:p>
+      <w:pPr>
+        <w:spacing w:after="140" w:line="320"/>
+      </w:pPr>
+      <w:r>
+        <w:rPr>
+          <w:sz w:val="22"/>
+          <w:szCs w:val="22"/>
+        </w:rPr>
+        <w:t xml:space="preserve">내일 발표 잘 하고, 발표가 끝나면 커뮤니티를 다중 사용자 대응으로 다시 만들어야 한다.</w:t>
+      </w:r>
+    </w:p>
+    <w:p>
+      <w:pPr>
+        <w:pStyle w:val="Heading2"/>
+        <w:spacing w:after="140" w:before="280"/>
+      </w:pPr>
+      <w:r>
+        <w:rPr>
+          <w:b/>
+          <w:bCs/>
+          <w:sz w:val="28"/>
+          <w:szCs w:val="28"/>
+        </w:rPr>
+        <w:t xml:space="preserve">6. 커밋 기록</w:t>
       </w:r>
     </w:p>
     <w:tbl>
@@ -1211,7 +1140,7 @@
     <w:p>
       <w:pPr>
         <w:pStyle w:val="Heading2"/>
-        <w:spacing w:after="120" w:before="240"/>
+        <w:spacing w:after="140" w:before="280"/>
       </w:pPr>
       <w:r>
         <w:rPr>
@@ -1220,7 +1149,7 @@
           <w:sz w:val="28"/>
           <w:szCs w:val="28"/>
         </w:rPr>
-        <w:t xml:space="preserve">5. 산출물 (스크린샷)</w:t>
+        <w:t xml:space="preserve">7. 산출물 (작업 결과 화면)</w:t>
       </w:r>
     </w:p>
     <w:p>
@@ -1282,7 +1211,7 @@
           <w:sz w:val="18"/>
           <w:szCs w:val="18"/>
         </w:rPr>
-        <w:t xml:space="preserve">[그림] home — 본 일자 작업의 결과로 동작 중인 페이지 (Puppeteer 자동 캡쳐, C:\Users\USER\LasLasgang\nine-tailed-fox\연구일지\screenshots\home.png)</w:t>
+        <w:t xml:space="preserve">[그림] home — 본 일자 작업의 결과로 동작 중인 페이지 (Puppeteer 자동 캡쳐)</w:t>
       </w:r>
     </w:p>
     <w:p>
@@ -1344,7 +1273,7 @@
           <w:sz w:val="18"/>
           <w:szCs w:val="18"/>
         </w:rPr>
-        <w:t xml:space="preserve">[그림] c_preview — 본 일자 작업의 결과로 동작 중인 페이지 (Puppeteer 자동 캡쳐, C:\Users\USER\LasLasgang\nine-tailed-fox\연구일지\screenshots\c_preview.png)</w:t>
+        <w:t xml:space="preserve">[그림] c_preview — 본 일자 작업의 결과로 동작 중인 페이지 (Puppeteer 자동 캡쳐)</w:t>
       </w:r>
     </w:p>
     <w:p>
@@ -1406,34 +1335,7 @@
           <w:sz w:val="18"/>
           <w:szCs w:val="18"/>
         </w:rPr>
-        <w:t xml:space="preserve">[그림] github_commits — 본 일자 작업의 결과로 동작 중인 페이지 (Puppeteer 자동 캡쳐, C:\Users\USER\LasLasgang\nine-tailed-fox\연구일지\screenshots\github_commits.png)</w:t>
-      </w:r>
-    </w:p>
-    <w:p>
-      <w:pPr>
-        <w:pStyle w:val="Heading2"/>
-        <w:spacing w:after="120" w:before="240"/>
-      </w:pPr>
-      <w:r>
-        <w:rPr>
-          <w:b/>
-          <w:bCs/>
-          <w:sz w:val="28"/>
-          <w:szCs w:val="28"/>
-        </w:rPr>
-        <w:t xml:space="preserve">6. 비고</w:t>
-      </w:r>
-    </w:p>
-    <w:p>
-      <w:pPr>
-        <w:spacing w:after="120"/>
-      </w:pPr>
-      <w:r>
-        <w:rPr>
-          <w:sz w:val="22"/>
-          <w:szCs w:val="22"/>
-        </w:rPr>
-        <w:t xml:space="preserve">본 일자에 작성된 코드는 이후 05-10, 05-11의 커뮤니티/자동완성 기능의 기반이 된다.</w:t>
+        <w:t xml:space="preserve">[그림] github_commits — 본 일자 작업의 결과로 동작 중인 페이지 (Puppeteer 자동 캡쳐)</w:t>
       </w:r>
     </w:p>
     <w:p>
@@ -1448,7 +1350,7 @@
           <w:sz w:val="20"/>
           <w:szCs w:val="20"/>
         </w:rPr>
-        <w:t xml:space="preserve">— 작성: 이현준 · 배도훈 공동 연구원</w:t>
+        <w:t xml:space="preserve">— 작성: 이현준 · 배도훈 (공동 작성)</w:t>
       </w:r>
     </w:p>
     <w:sectPr>
